--- a/progress-reports/29.03 Progress Report 7.docx
+++ b/progress-reports/29.03 Progress Report 7.docx
@@ -196,57 +196,61 @@
     </w:p>
     <w:p>
       <w:pPr>
+        <w:pStyle w:val="ListParagraph"/>
+        <w:numPr>
+          <w:ilvl w:val="0"/>
+          <w:numId w:val="12"/>
+        </w:numPr>
         <w:spacing w:before="100" w:beforeAutospacing="1" w:after="100" w:afterAutospacing="1" w:line="276" w:lineRule="auto"/>
         <w:jc w:val="both"/>
         <w:outlineLvl w:val="0"/>
       </w:pPr>
       <w:r>
-        <w:t>•</w:t>
-      </w:r>
-      <w:r>
-        <w:tab/>
         <w:t>Continue expanding and polishing the “Design of the Software Solution” section.</w:t>
       </w:r>
     </w:p>
     <w:p>
       <w:pPr>
+        <w:pStyle w:val="ListParagraph"/>
+        <w:numPr>
+          <w:ilvl w:val="0"/>
+          <w:numId w:val="12"/>
+        </w:numPr>
         <w:spacing w:before="100" w:beforeAutospacing="1" w:after="100" w:afterAutospacing="1" w:line="276" w:lineRule="auto"/>
         <w:jc w:val="both"/>
         <w:outlineLvl w:val="0"/>
       </w:pPr>
       <w:r>
-        <w:t>•</w:t>
-      </w:r>
-      <w:r>
-        <w:tab/>
         <w:t>Keep checking the thesis and the implementation for consistency, especially in the requirements, design, and testing parts.</w:t>
       </w:r>
     </w:p>
     <w:p>
       <w:pPr>
+        <w:pStyle w:val="ListParagraph"/>
+        <w:numPr>
+          <w:ilvl w:val="0"/>
+          <w:numId w:val="12"/>
+        </w:numPr>
         <w:spacing w:before="100" w:beforeAutospacing="1" w:after="100" w:afterAutospacing="1" w:line="276" w:lineRule="auto"/>
         <w:jc w:val="both"/>
         <w:outlineLvl w:val="0"/>
       </w:pPr>
       <w:r>
-        <w:t>•</w:t>
-      </w:r>
-      <w:r>
-        <w:tab/>
         <w:t>Refine diagrams, formatting, and explanations so that the report is closer to final submission quality.</w:t>
       </w:r>
     </w:p>
     <w:p>
       <w:pPr>
+        <w:pStyle w:val="ListParagraph"/>
+        <w:numPr>
+          <w:ilvl w:val="0"/>
+          <w:numId w:val="12"/>
+        </w:numPr>
         <w:spacing w:before="100" w:beforeAutospacing="1" w:after="100" w:afterAutospacing="1" w:line="276" w:lineRule="auto"/>
         <w:jc w:val="both"/>
         <w:outlineLvl w:val="0"/>
       </w:pPr>
       <w:r>
-        <w:t>•</w:t>
-      </w:r>
-      <w:r>
-        <w:tab/>
         <w:t>Aim to have the thesis and implementation substantially ready by 15 April, so that my professor has enough time to review the work and give feedback, and I can still revise and apply the final corrections afterward.</w:t>
       </w:r>
     </w:p>
@@ -1306,6 +1310,119 @@
     </w:lvl>
   </w:abstractNum>
   <w:abstractNum w:abstractNumId="7" w15:restartNumberingAfterBreak="0">
+    <w:nsid w:val="32B74A2B"/>
+    <w:multiLevelType w:val="hybridMultilevel"/>
+    <w:tmpl w:val="4C5E4920"/>
+    <w:lvl w:ilvl="0" w:tplc="04090001">
+      <w:start w:val="1"/>
+      <w:numFmt w:val="bullet"/>
+      <w:lvlText w:val=""/>
+      <w:lvlJc w:val="left"/>
+      <w:pPr>
+        <w:ind w:left="720" w:hanging="360"/>
+      </w:pPr>
+      <w:rPr>
+        <w:rFonts w:ascii="Symbol" w:hAnsi="Symbol" w:hint="default"/>
+      </w:rPr>
+    </w:lvl>
+    <w:lvl w:ilvl="1" w:tplc="04090003" w:tentative="1">
+      <w:start w:val="1"/>
+      <w:numFmt w:val="bullet"/>
+      <w:lvlText w:val="o"/>
+      <w:lvlJc w:val="left"/>
+      <w:pPr>
+        <w:ind w:left="1440" w:hanging="360"/>
+      </w:pPr>
+      <w:rPr>
+        <w:rFonts w:ascii="Courier New" w:hAnsi="Courier New" w:hint="default"/>
+      </w:rPr>
+    </w:lvl>
+    <w:lvl w:ilvl="2" w:tplc="04090005" w:tentative="1">
+      <w:start w:val="1"/>
+      <w:numFmt w:val="bullet"/>
+      <w:lvlText w:val=""/>
+      <w:lvlJc w:val="left"/>
+      <w:pPr>
+        <w:ind w:left="2160" w:hanging="360"/>
+      </w:pPr>
+      <w:rPr>
+        <w:rFonts w:ascii="Wingdings" w:hAnsi="Wingdings" w:hint="default"/>
+      </w:rPr>
+    </w:lvl>
+    <w:lvl w:ilvl="3" w:tplc="04090001" w:tentative="1">
+      <w:start w:val="1"/>
+      <w:numFmt w:val="bullet"/>
+      <w:lvlText w:val=""/>
+      <w:lvlJc w:val="left"/>
+      <w:pPr>
+        <w:ind w:left="2880" w:hanging="360"/>
+      </w:pPr>
+      <w:rPr>
+        <w:rFonts w:ascii="Symbol" w:hAnsi="Symbol" w:hint="default"/>
+      </w:rPr>
+    </w:lvl>
+    <w:lvl w:ilvl="4" w:tplc="04090003" w:tentative="1">
+      <w:start w:val="1"/>
+      <w:numFmt w:val="bullet"/>
+      <w:lvlText w:val="o"/>
+      <w:lvlJc w:val="left"/>
+      <w:pPr>
+        <w:ind w:left="3600" w:hanging="360"/>
+      </w:pPr>
+      <w:rPr>
+        <w:rFonts w:ascii="Courier New" w:hAnsi="Courier New" w:hint="default"/>
+      </w:rPr>
+    </w:lvl>
+    <w:lvl w:ilvl="5" w:tplc="04090005" w:tentative="1">
+      <w:start w:val="1"/>
+      <w:numFmt w:val="bullet"/>
+      <w:lvlText w:val=""/>
+      <w:lvlJc w:val="left"/>
+      <w:pPr>
+        <w:ind w:left="4320" w:hanging="360"/>
+      </w:pPr>
+      <w:rPr>
+        <w:rFonts w:ascii="Wingdings" w:hAnsi="Wingdings" w:hint="default"/>
+      </w:rPr>
+    </w:lvl>
+    <w:lvl w:ilvl="6" w:tplc="04090001" w:tentative="1">
+      <w:start w:val="1"/>
+      <w:numFmt w:val="bullet"/>
+      <w:lvlText w:val=""/>
+      <w:lvlJc w:val="left"/>
+      <w:pPr>
+        <w:ind w:left="5040" w:hanging="360"/>
+      </w:pPr>
+      <w:rPr>
+        <w:rFonts w:ascii="Symbol" w:hAnsi="Symbol" w:hint="default"/>
+      </w:rPr>
+    </w:lvl>
+    <w:lvl w:ilvl="7" w:tplc="04090003" w:tentative="1">
+      <w:start w:val="1"/>
+      <w:numFmt w:val="bullet"/>
+      <w:lvlText w:val="o"/>
+      <w:lvlJc w:val="left"/>
+      <w:pPr>
+        <w:ind w:left="5760" w:hanging="360"/>
+      </w:pPr>
+      <w:rPr>
+        <w:rFonts w:ascii="Courier New" w:hAnsi="Courier New" w:hint="default"/>
+      </w:rPr>
+    </w:lvl>
+    <w:lvl w:ilvl="8" w:tplc="04090005" w:tentative="1">
+      <w:start w:val="1"/>
+      <w:numFmt w:val="bullet"/>
+      <w:lvlText w:val=""/>
+      <w:lvlJc w:val="left"/>
+      <w:pPr>
+        <w:ind w:left="6480" w:hanging="360"/>
+      </w:pPr>
+      <w:rPr>
+        <w:rFonts w:ascii="Wingdings" w:hAnsi="Wingdings" w:hint="default"/>
+      </w:rPr>
+    </w:lvl>
+  </w:abstractNum>
+  <w:abstractNum w:abstractNumId="8" w15:restartNumberingAfterBreak="0">
     <w:nsid w:val="4DD77622"/>
     <w:multiLevelType w:val="multilevel"/>
     <w:tmpl w:val="6D28389E"/>
@@ -1454,7 +1571,7 @@
       </w:rPr>
     </w:lvl>
   </w:abstractNum>
-  <w:abstractNum w:abstractNumId="8" w15:restartNumberingAfterBreak="0">
+  <w:abstractNum w:abstractNumId="9" w15:restartNumberingAfterBreak="0">
     <w:nsid w:val="4FB528F5"/>
     <w:multiLevelType w:val="multilevel"/>
     <w:tmpl w:val="D7E896AE"/>
@@ -1603,7 +1720,7 @@
       </w:rPr>
     </w:lvl>
   </w:abstractNum>
-  <w:abstractNum w:abstractNumId="9" w15:restartNumberingAfterBreak="0">
+  <w:abstractNum w:abstractNumId="10" w15:restartNumberingAfterBreak="0">
     <w:nsid w:val="6E9F183D"/>
     <w:multiLevelType w:val="multilevel"/>
     <w:tmpl w:val="94A610F0"/>
@@ -1752,7 +1869,7 @@
       </w:rPr>
     </w:lvl>
   </w:abstractNum>
-  <w:abstractNum w:abstractNumId="10" w15:restartNumberingAfterBreak="0">
+  <w:abstractNum w:abstractNumId="11" w15:restartNumberingAfterBreak="0">
     <w:nsid w:val="78D436FD"/>
     <w:multiLevelType w:val="multilevel"/>
     <w:tmpl w:val="6EF8BE4E"/>
@@ -1902,13 +2019,13 @@
     </w:lvl>
   </w:abstractNum>
   <w:num w:numId="1" w16cid:durableId="138890371">
-    <w:abstractNumId w:val="9"/>
+    <w:abstractNumId w:val="10"/>
   </w:num>
   <w:num w:numId="2" w16cid:durableId="347872754">
     <w:abstractNumId w:val="1"/>
   </w:num>
   <w:num w:numId="3" w16cid:durableId="731346595">
-    <w:abstractNumId w:val="10"/>
+    <w:abstractNumId w:val="11"/>
   </w:num>
   <w:num w:numId="4" w16cid:durableId="1887644057">
     <w:abstractNumId w:val="3"/>
@@ -1917,13 +2034,13 @@
     <w:abstractNumId w:val="2"/>
   </w:num>
   <w:num w:numId="6" w16cid:durableId="842623269">
-    <w:abstractNumId w:val="7"/>
+    <w:abstractNumId w:val="8"/>
   </w:num>
   <w:num w:numId="7" w16cid:durableId="1715932092">
     <w:abstractNumId w:val="6"/>
   </w:num>
   <w:num w:numId="8" w16cid:durableId="131824858">
-    <w:abstractNumId w:val="8"/>
+    <w:abstractNumId w:val="9"/>
   </w:num>
   <w:num w:numId="9" w16cid:durableId="2060083719">
     <w:abstractNumId w:val="0"/>
@@ -1933,6 +2050,9 @@
   </w:num>
   <w:num w:numId="11" w16cid:durableId="775489356">
     <w:abstractNumId w:val="5"/>
+  </w:num>
+  <w:num w:numId="12" w16cid:durableId="286203583">
+    <w:abstractNumId w:val="7"/>
   </w:num>
 </w:numbering>
 </file>
